--- a/sba_application/03_business_plan/RECONCILIATION_and_Breakeven_MEMO.docx
+++ b/sba_application/03_business_plan/RECONCILIATION_and_Breakeven_MEMO.docx
@@ -398,7 +398,7 @@
               <w:rPr>
                 <w:sz w:val="19"/>
               </w:rPr>
-              <w:t>$190K / $571K / $905K</w:t>
+              <w:t>$205K / $581K / $909K</w:t>
             </w:r>
           </w:p>
         </w:tc>
@@ -412,7 +412,7 @@
               <w:rPr>
                 <w:sz w:val="19"/>
               </w:rPr>
-              <w:t>Lower</w:t>
+              <w:t>Higher (no seller-note interest)</w:t>
             </w:r>
           </w:p>
         </w:tc>
@@ -428,7 +428,7 @@
               <w:rPr>
                 <w:sz w:val="19"/>
               </w:rPr>
-              <w:t>Combined DSCR Y1 / Y2 / Y3</w:t>
+              <w:t>DSCR Y1 / Y2 / Y3 (SBA-only debt)</w:t>
             </w:r>
           </w:p>
         </w:tc>
@@ -456,7 +456,7 @@
               <w:rPr>
                 <w:sz w:val="19"/>
               </w:rPr>
-              <w:t>1.56x / 3.50x / 5.20x</w:t>
+              <w:t>3.59x / 8.06x / 11.94x</w:t>
             </w:r>
           </w:p>
         </w:tc>
@@ -470,7 +470,7 @@
               <w:rPr>
                 <w:sz w:val="19"/>
               </w:rPr>
-              <w:t>Lower, still strong</w:t>
+              <w:t>Stronger - seller paid at close</w:t>
             </w:r>
           </w:p>
         </w:tc>
@@ -514,7 +514,7 @@
               <w:rPr>
                 <w:sz w:val="19"/>
               </w:rPr>
-              <w:t>3.42x</w:t>
+              <w:t>7.86x</w:t>
             </w:r>
           </w:p>
         </w:tc>
@@ -537,6 +537,16 @@
     <w:p>
       <w:r>
         <w:rPr>
+          <w:b w:val="0"/>
+          <w:i/>
+          <w:sz w:val="19"/>
+        </w:rPr>
+        <w:t>Structure note: the deal is now a startup CHOW in which the $300,000 seller price is paid in full at close from SBA proceeds and the equity injection - no retained seller note. Debt service is the SBA loan alone (~$84,357/yr), which lifts DSCR materially above the earlier dual-debt assumption.</w:t>
+      </w:r>
+    </w:p>
+    <w:p>
+      <w:r>
+        <w:rPr>
           <w:b/>
           <w:color w:val="1F3864"/>
           <w:sz w:val="23"/>
@@ -551,7 +561,7 @@
           <w:i w:val="0"/>
           <w:sz w:val="21"/>
         </w:rPr>
-        <w:t>Update the Business Plan financials (Sections 11.4 and 11.6, plus the Executive Summary repayment tiles) to the current model. The current model is the version that is fully reconciled, error-free, and reflects realistic staffing for a 50+ ADC agency - the more defensible position with an SBA underwriter. The story holds: every year is profitable, EBITDA still grows from $303K to $1.0M, and combined DSCR clears 1.25x in every year (1.56x / 3.50x / 5.20x; global 3.42x), springing higher once the seller note retires after Year 3. The alternative (reverting the model to the leaner roster) would raise margins but invites the question of how a 54-ADC agency runs on so few clinical staff.</w:t>
+        <w:t>Use the current operating model with the seller-paid-at-close structure. Every year is profitable, EBITDA grows from $303K to $1.0M, and DSCR clears 1.25x in every year by a wide margin (3.59x / 8.06x / 11.94x; global 7.86x) because there is no seller note competing with the SBA loan for cash flow. The staffing build is the fuller, more defensible roster for a 50+ ADC agency.</w:t>
       </w:r>
     </w:p>
     <w:p>
@@ -1114,7 +1124,7 @@
               <w:rPr>
                 <w:sz w:val="19"/>
               </w:rPr>
-              <w:t>Interest (SBA + seller note)</w:t>
+              <w:t>Interest (SBA loan only)</w:t>
             </w:r>
           </w:p>
         </w:tc>
@@ -1128,7 +1138,7 @@
               <w:rPr>
                 <w:sz w:val="19"/>
               </w:rPr>
-              <w:t>$71,479</w:t>
+              <w:t>$56,038</w:t>
             </w:r>
           </w:p>
         </w:tc>
@@ -1142,7 +1152,7 @@
               <w:rPr>
                 <w:sz w:val="19"/>
               </w:rPr>
-              <w:t>$62,558</w:t>
+              <w:t>$52,604</w:t>
             </w:r>
           </w:p>
         </w:tc>
@@ -1156,7 +1166,7 @@
               <w:rPr>
                 <w:sz w:val="19"/>
               </w:rPr>
-              <w:t>$52,623</w:t>
+              <w:t>$48,754</w:t>
             </w:r>
           </w:p>
         </w:tc>
@@ -1244,7 +1254,7 @@
               <w:rPr>
                 <w:sz w:val="19"/>
               </w:rPr>
-              <w:t>$190,032</w:t>
+              <w:t>$205,473</w:t>
             </w:r>
           </w:p>
         </w:tc>
@@ -1258,7 +1268,7 @@
               <w:rPr>
                 <w:sz w:val="19"/>
               </w:rPr>
-              <w:t>$571,134</w:t>
+              <w:t>$581,088</w:t>
             </w:r>
           </w:p>
         </w:tc>
@@ -1272,7 +1282,7 @@
               <w:rPr>
                 <w:sz w:val="19"/>
               </w:rPr>
-              <w:t>$905,290</w:t>
+              <w:t>$909,160</w:t>
             </w:r>
           </w:p>
         </w:tc>
@@ -1432,7 +1442,7 @@
               <w:rPr>
                 <w:sz w:val="19"/>
               </w:rPr>
-              <w:t>Combined debt service</w:t>
+              <w:t>SBA debt service</w:t>
             </w:r>
           </w:p>
         </w:tc>
@@ -1446,7 +1456,7 @@
               <w:rPr>
                 <w:sz w:val="19"/>
               </w:rPr>
-              <w:t>$193,876</w:t>
+              <w:t>$84,357</w:t>
             </w:r>
           </w:p>
         </w:tc>
@@ -1460,7 +1470,7 @@
               <w:rPr>
                 <w:sz w:val="19"/>
               </w:rPr>
-              <w:t>$193,876</w:t>
+              <w:t>$84,357</w:t>
             </w:r>
           </w:p>
         </w:tc>
@@ -1474,7 +1484,7 @@
               <w:rPr>
                 <w:sz w:val="19"/>
               </w:rPr>
-              <w:t>$193,876</w:t>
+              <w:t>$84,357</w:t>
             </w:r>
           </w:p>
         </w:tc>
@@ -1490,7 +1500,7 @@
               <w:rPr>
                 <w:sz w:val="19"/>
               </w:rPr>
-              <w:t>Combined DSCR</w:t>
+              <w:t>DSCR (SBA-only)</w:t>
             </w:r>
           </w:p>
         </w:tc>
@@ -1504,7 +1514,7 @@
               <w:rPr>
                 <w:sz w:val="19"/>
               </w:rPr>
-              <w:t>1.56x</w:t>
+              <w:t>3.59x</w:t>
             </w:r>
           </w:p>
         </w:tc>
@@ -1518,7 +1528,7 @@
               <w:rPr>
                 <w:sz w:val="19"/>
               </w:rPr>
-              <w:t>3.50x</w:t>
+              <w:t>8.06x</w:t>
             </w:r>
           </w:p>
         </w:tc>
@@ -1532,7 +1542,7 @@
               <w:rPr>
                 <w:sz w:val="19"/>
               </w:rPr>
-              <w:t>5.20x</w:t>
+              <w:t>11.94x</w:t>
             </w:r>
           </w:p>
         </w:tc>
@@ -1562,7 +1572,7 @@
               <w:rPr>
                 <w:sz w:val="19"/>
               </w:rPr>
-              <w:t>$190,032</w:t>
+              <w:t>$205,473</w:t>
             </w:r>
           </w:p>
         </w:tc>
@@ -1576,7 +1586,7 @@
               <w:rPr>
                 <w:sz w:val="19"/>
               </w:rPr>
-              <w:t>$571,134</w:t>
+              <w:t>$581,088</w:t>
             </w:r>
           </w:p>
         </w:tc>
@@ -1590,7 +1600,7 @@
               <w:rPr>
                 <w:sz w:val="19"/>
               </w:rPr>
-              <w:t>$905,290</w:t>
+              <w:t>$909,160</w:t>
             </w:r>
           </w:p>
         </w:tc>
@@ -1603,7 +1613,7 @@
           <w:i w:val="0"/>
           <w:sz w:val="21"/>
         </w:rPr>
-        <w:t>Global 3-year combined DSCR: 3.42x (vs. 1.25x floor). SBA-only coverage springs far higher once the seller note retires at the end of Year 3.</w:t>
+        <w:t>Global 3-year DSCR: 7.86x (vs. 1.25x floor). With the seller paid at close, the SBA loan is the only debt and coverage is strong from Year 1.</w:t>
       </w:r>
     </w:p>
     <w:p>
@@ -1623,7 +1633,7 @@
           <w:i w:val="0"/>
           <w:sz w:val="21"/>
         </w:rPr>
-        <w:t>Contribution margin is $160.52 per patient-day (net rate $181.30 less $20.78 of variable cost per patient-day: supplies/DME/pharmacy plus PRN visit labor plus the 1.5% billing and 0.75% QR fees). Against the Year-1 fixed-cost base (the lean opening roster plus fixed G&amp;A), the operation breaks even at approximately 16 ADC, or about $86,000 per month of net revenue. The validated opening census of ~22 ADC is already above break-even, and Year-1 covers combined debt service at 1.56x.</w:t>
+        <w:t>Contribution margin is $160.52 per patient-day (net rate $181.30 less $20.78 of variable cost per patient-day: supplies/DME/pharmacy plus PRN visit labor plus the 1.5% billing and 0.75% QR fees). Against the Year-1 fixed-cost base (the lean opening roster plus fixed G&amp;A), the operation breaks even at approximately 16 ADC, or about $86,000 per month of net revenue. The validated opening census of ~22 ADC is already above break-even, and Year-1 covers SBA debt service at 3.59x.</w:t>
       </w:r>
     </w:p>
     <w:p>

--- a/sba_application/03_business_plan/RECONCILIATION_and_Breakeven_MEMO.docx
+++ b/sba_application/03_business_plan/RECONCILIATION_and_Breakeven_MEMO.docx
@@ -456,7 +456,7 @@
               <w:rPr>
                 <w:sz w:val="19"/>
               </w:rPr>
-              <w:t>3.59x / 8.06x / 11.94x</w:t>
+              <w:t>3.23x / 7.26x / 10.76x</w:t>
             </w:r>
           </w:p>
         </w:tc>
@@ -514,7 +514,7 @@
               <w:rPr>
                 <w:sz w:val="19"/>
               </w:rPr>
-              <w:t>7.86x</w:t>
+              <w:t>7.08x</w:t>
             </w:r>
           </w:p>
         </w:tc>
@@ -541,7 +541,7 @@
           <w:i/>
           <w:sz w:val="19"/>
         </w:rPr>
-        <w:t>Structure note: the deal is now a startup CHOW in which the $300,000 seller price is paid in full at close from SBA proceeds and the equity injection - no retained seller note. Debt service is the SBA loan alone (~$84,357/yr), which lifts DSCR materially above the earlier dual-debt assumption.</w:t>
+        <w:t>Structure note: the deal is now a startup CHOW in which the $300,000 seller price is paid in full at close from SBA proceeds and the equity injection - no retained seller note. Debt service is the SBA loan alone (~$93,637/yr), which lifts DSCR materially above the earlier dual-debt assumption.</w:t>
       </w:r>
     </w:p>
     <w:p>
@@ -561,7 +561,7 @@
           <w:i w:val="0"/>
           <w:sz w:val="21"/>
         </w:rPr>
-        <w:t>Use the current operating model with the seller-paid-at-close structure. Every year is profitable, EBITDA grows from $303K to $1.0M, and DSCR clears 1.25x in every year by a wide margin (3.59x / 8.06x / 11.94x; global 7.86x) because there is no seller note competing with the SBA loan for cash flow. The staffing build is the fuller, more defensible roster for a 50+ ADC agency.</w:t>
+        <w:t>Use the current operating model with the seller-paid-at-close structure. Every year is profitable, EBITDA grows from $303K to $1.0M, and DSCR clears 1.25x in every year by a wide margin (3.23x / 7.26x / 10.76x; global 7.08x) because there is no seller note competing with the SBA loan for cash flow. The staffing build is the fuller, more defensible roster for a 50+ ADC agency.</w:t>
       </w:r>
     </w:p>
     <w:p>
@@ -1254,7 +1254,7 @@
               <w:rPr>
                 <w:sz w:val="19"/>
               </w:rPr>
-              <w:t>$205,473</w:t>
+              <w:t>$199,308</w:t>
             </w:r>
           </w:p>
         </w:tc>
@@ -1268,7 +1268,7 @@
               <w:rPr>
                 <w:sz w:val="19"/>
               </w:rPr>
-              <w:t>$581,088</w:t>
+              <w:t>$574,951</w:t>
             </w:r>
           </w:p>
         </w:tc>
@@ -1282,7 +1282,7 @@
               <w:rPr>
                 <w:sz w:val="19"/>
               </w:rPr>
-              <w:t>$909,160</w:t>
+              <w:t>$903,362</w:t>
             </w:r>
           </w:p>
         </w:tc>
@@ -1456,7 +1456,7 @@
               <w:rPr>
                 <w:sz w:val="19"/>
               </w:rPr>
-              <w:t>$84,357</w:t>
+              <w:t>$93,637</w:t>
             </w:r>
           </w:p>
         </w:tc>
@@ -1470,7 +1470,7 @@
               <w:rPr>
                 <w:sz w:val="19"/>
               </w:rPr>
-              <w:t>$84,357</w:t>
+              <w:t>$93,637</w:t>
             </w:r>
           </w:p>
         </w:tc>
@@ -1484,7 +1484,7 @@
               <w:rPr>
                 <w:sz w:val="19"/>
               </w:rPr>
-              <w:t>$84,357</w:t>
+              <w:t>$93,637</w:t>
             </w:r>
           </w:p>
         </w:tc>
@@ -1514,7 +1514,7 @@
               <w:rPr>
                 <w:sz w:val="19"/>
               </w:rPr>
-              <w:t>3.59x</w:t>
+              <w:t>3.23x</w:t>
             </w:r>
           </w:p>
         </w:tc>
@@ -1528,7 +1528,7 @@
               <w:rPr>
                 <w:sz w:val="19"/>
               </w:rPr>
-              <w:t>8.06x</w:t>
+              <w:t>7.26x</w:t>
             </w:r>
           </w:p>
         </w:tc>
@@ -1542,7 +1542,7 @@
               <w:rPr>
                 <w:sz w:val="19"/>
               </w:rPr>
-              <w:t>11.94x</w:t>
+              <w:t>10.76x</w:t>
             </w:r>
           </w:p>
         </w:tc>
@@ -1572,7 +1572,7 @@
               <w:rPr>
                 <w:sz w:val="19"/>
               </w:rPr>
-              <w:t>$205,473</w:t>
+              <w:t>$199,308</w:t>
             </w:r>
           </w:p>
         </w:tc>
@@ -1586,7 +1586,7 @@
               <w:rPr>
                 <w:sz w:val="19"/>
               </w:rPr>
-              <w:t>$581,088</w:t>
+              <w:t>$574,951</w:t>
             </w:r>
           </w:p>
         </w:tc>
@@ -1600,7 +1600,7 @@
               <w:rPr>
                 <w:sz w:val="19"/>
               </w:rPr>
-              <w:t>$909,160</w:t>
+              <w:t>$903,362</w:t>
             </w:r>
           </w:p>
         </w:tc>
@@ -1613,7 +1613,7 @@
           <w:i w:val="0"/>
           <w:sz w:val="21"/>
         </w:rPr>
-        <w:t>Global 3-year DSCR: 7.86x (vs. 1.25x floor). With the seller paid at close, the SBA loan is the only debt and coverage is strong from Year 1.</w:t>
+        <w:t>Global 3-year DSCR: 7.08x (vs. 1.25x floor). With the seller paid at close, the SBA loan is the only debt and coverage is strong from Year 1.</w:t>
       </w:r>
     </w:p>
     <w:p>
@@ -1633,7 +1633,7 @@
           <w:i w:val="0"/>
           <w:sz w:val="21"/>
         </w:rPr>
-        <w:t>Contribution margin is $160.52 per patient-day (net rate $181.30 less $20.78 of variable cost per patient-day: supplies/DME/pharmacy plus PRN visit labor plus the 1.5% billing and 0.75% QR fees). Against the Year-1 fixed-cost base (the lean opening roster plus fixed G&amp;A), the operation breaks even at approximately 16 ADC, or about $86,000 per month of net revenue. The validated opening census of ~22 ADC is already above break-even, and Year-1 covers SBA debt service at 3.59x.</w:t>
+        <w:t>Contribution margin is $160.52 per patient-day (net rate $181.30 less $20.78 of variable cost per patient-day: supplies/DME/pharmacy plus PRN visit labor plus the 1.5% billing and 0.75% QR fees). Against the Year-1 fixed-cost base (the lean opening roster plus fixed G&amp;A), the operation breaks even at approximately 16 ADC, or about $86,000 per month of net revenue. The validated opening census of ~22 ADC is already above break-even, and Year-1 covers SBA debt service at 3.23x.</w:t>
       </w:r>
     </w:p>
     <w:p>

--- a/sba_application/03_business_plan/RECONCILIATION_and_Breakeven_MEMO.docx
+++ b/sba_application/03_business_plan/RECONCILIATION_and_Breakeven_MEMO.docx
@@ -398,7 +398,7 @@
               <w:rPr>
                 <w:sz w:val="19"/>
               </w:rPr>
-              <w:t>$205K / $581K / $909K</w:t>
+              <w:t>$199K / $575K / $903K</w:t>
             </w:r>
           </w:p>
         </w:tc>
@@ -412,7 +412,7 @@
               <w:rPr>
                 <w:sz w:val="19"/>
               </w:rPr>
-              <w:t>Higher (no seller-note interest)</w:t>
+              <w:t>Y1 in line; Y2-Y3 lower on richer staffing</w:t>
             </w:r>
           </w:p>
         </w:tc>
@@ -1138,7 +1138,7 @@
               <w:rPr>
                 <w:sz w:val="19"/>
               </w:rPr>
-              <w:t>$56,038</w:t>
+              <w:t>$62,202</w:t>
             </w:r>
           </w:p>
         </w:tc>
@@ -1152,7 +1152,7 @@
               <w:rPr>
                 <w:sz w:val="19"/>
               </w:rPr>
-              <w:t>$52,604</w:t>
+              <w:t>$58,741</w:t>
             </w:r>
           </w:p>
         </w:tc>
@@ -1166,7 +1166,7 @@
               <w:rPr>
                 <w:sz w:val="19"/>
               </w:rPr>
-              <w:t>$48,754</w:t>
+              <w:t>$54,551</w:t>
             </w:r>
           </w:p>
         </w:tc>

--- a/sba_application/03_business_plan/RECONCILIATION_and_Breakeven_MEMO.docx
+++ b/sba_application/03_business_plan/RECONCILIATION_and_Breakeven_MEMO.docx
@@ -1653,7 +1653,7 @@
           <w:color w:val="606060"/>
           <w:sz w:val="16"/>
         </w:rPr>
-        <w:t>Prepared for the SBA 7(a) loan application of Tyler Hospice Hold LLC (dba Azalea Hospice &amp; Palliative Care). Confidential.</w:t>
+        <w:t>Prepared for the SBA 7(a) loan application of Tyler Hospice Hold, LLC (dba Azalea Hospice &amp; Palliative Care). Confidential.</w:t>
       </w:r>
     </w:p>
     <w:sectPr>

--- a/sba_application/03_business_plan/RECONCILIATION_and_Breakeven_MEMO.docx
+++ b/sba_application/03_business_plan/RECONCILIATION_and_Breakeven_MEMO.docx
@@ -428,7 +428,7 @@
               <w:rPr>
                 <w:sz w:val="19"/>
               </w:rPr>
-              <w:t>DSCR Y1 / Y2 / Y3 (SBA-only debt)</w:t>
+              <w:t>DSCR Y1 / Y2 / Y3 (combined debt)</w:t>
             </w:r>
           </w:p>
         </w:tc>
@@ -456,7 +456,7 @@
               <w:rPr>
                 <w:sz w:val="19"/>
               </w:rPr>
-              <w:t>3.23x / 7.26x / 10.76x</w:t>
+              <w:t>1.79x / 4.02x / 5.95x</w:t>
             </w:r>
           </w:p>
         </w:tc>
@@ -470,7 +470,7 @@
               <w:rPr>
                 <w:sz w:val="19"/>
               </w:rPr>
-              <w:t>Stronger - seller paid at close</w:t>
+              <w:t>Combined SBA + bank debt service</w:t>
             </w:r>
           </w:p>
         </w:tc>
@@ -514,7 +514,7 @@
               <w:rPr>
                 <w:sz w:val="19"/>
               </w:rPr>
-              <w:t>7.08x</w:t>
+              <w:t>3.92x</w:t>
             </w:r>
           </w:p>
         </w:tc>
@@ -541,7 +541,7 @@
           <w:i/>
           <w:sz w:val="19"/>
         </w:rPr>
-        <w:t>Structure note: the deal is now a startup CHOW in which the $300,000 seller price is paid in full at close from SBA proceeds and the equity injection - no retained seller note. Debt service is the SBA loan alone (~$93,637/yr), which lifts DSCR materially above the earlier dual-debt assumption.</w:t>
+        <w:t>Structure note: the deal is a startup CHOW in which the $300,000 Hickory acquisition is financed by a 3-year bank term loan (6%) from a bank the investor uses, personally guaranteed by James Bullard and subordinate to the SBA loan ('piggyback financing'); the $450,000 SBA loan funds startup and a $567,000 working-capital reserve. Combined debt service in Years 1-3 is ~$169,211/yr (SBA $59,692 + bank $109,519). After Year 3 the bank loan is fully amortized and only the SBA loan remains (~$59,692/yr), so coverage steps up sharply thereafter.</w:t>
       </w:r>
     </w:p>
     <w:p>
@@ -561,7 +561,7 @@
           <w:i w:val="0"/>
           <w:sz w:val="21"/>
         </w:rPr>
-        <w:t>Use the current operating model with the seller-paid-at-close structure. Every year is profitable, EBITDA grows from $303K to $1.0M, and DSCR clears 1.25x in every year by a wide margin (3.23x / 7.26x / 10.76x; global 7.08x) because there is no seller note competing with the SBA loan for cash flow. The staffing build is the fuller, more defensible roster for a 50+ ADC agency.</w:t>
+        <w:t>Use the current operating model with the dual-debt (SBA + subordinate bank acquisition loan) structure. Every year is profitable, EBITDA grows from $303K to $1.0M, and combined-debt DSCR clears 1.25x in every year (1.79x / 4.02x / 5.95x; global 3.92x). Coverage is materially tighter in the ramp years than under a single-loan structure because the bank loan is front-loaded on a 3-year amortization, but the $567,000 reserve keeps the LOC undrawn and minimum cash positive (~$445K base case). The staffing build is the fuller, more defensible roster for a 50+ ADC agency.</w:t>
       </w:r>
     </w:p>
     <w:p>
@@ -1124,7 +1124,7 @@
               <w:rPr>
                 <w:sz w:val="19"/>
               </w:rPr>
-              <w:t>Interest (SBA loan only)</w:t>
+              <w:t>Interest - SBA loan</w:t>
             </w:r>
           </w:p>
         </w:tc>
@@ -1138,7 +1138,7 @@
               <w:rPr>
                 <w:sz w:val="19"/>
               </w:rPr>
-              <w:t>$62,202</w:t>
+              <w:t>$46,633</w:t>
             </w:r>
           </w:p>
         </w:tc>
@@ -1152,7 +1152,7 @@
               <w:rPr>
                 <w:sz w:val="19"/>
               </w:rPr>
-              <w:t>$58,741</w:t>
+              <w:t>$45,325</w:t>
             </w:r>
           </w:p>
         </w:tc>
@@ -1166,7 +1166,123 @@
               <w:rPr>
                 <w:sz w:val="19"/>
               </w:rPr>
-              <w:t>$54,551</w:t>
+              <w:t>$43,757</w:t>
+            </w:r>
+          </w:p>
+        </w:tc>
+      </w:tr>
+      <w:tr>
+        <w:tc>
+          <w:tcPr>
+            <w:tcW w:type="dxa" w:w="3744"/>
+          </w:tcPr>
+          <w:p>
+            <w:r/>
+            <w:r>
+              <w:rPr>
+                <w:sz w:val="19"/>
+              </w:rPr>
+              <w:t>Interest - bank acquisition loan</w:t>
+            </w:r>
+          </w:p>
+        </w:tc>
+        <w:tc>
+          <w:tcPr>
+            <w:tcW w:type="dxa" w:w="2016"/>
+          </w:tcPr>
+          <w:p>
+            <w:r/>
+            <w:r>
+              <w:rPr>
+                <w:sz w:val="19"/>
+              </w:rPr>
+              <w:t>$15,441</w:t>
+            </w:r>
+          </w:p>
+        </w:tc>
+        <w:tc>
+          <w:tcPr>
+            <w:tcW w:type="dxa" w:w="2016"/>
+          </w:tcPr>
+          <w:p>
+            <w:r/>
+            <w:r>
+              <w:rPr>
+                <w:sz w:val="19"/>
+              </w:rPr>
+              <w:t>$9,638</w:t>
+            </w:r>
+          </w:p>
+        </w:tc>
+        <w:tc>
+          <w:tcPr>
+            <w:tcW w:type="dxa" w:w="2016"/>
+          </w:tcPr>
+          <w:p>
+            <w:r/>
+            <w:r>
+              <w:rPr>
+                <w:sz w:val="19"/>
+              </w:rPr>
+              <w:t>$3,478</w:t>
+            </w:r>
+          </w:p>
+        </w:tc>
+      </w:tr>
+      <w:tr>
+        <w:tc>
+          <w:tcPr>
+            <w:tcW w:type="dxa" w:w="3744"/>
+          </w:tcPr>
+          <w:p>
+            <w:r/>
+            <w:r>
+              <w:rPr>
+                <w:sz w:val="19"/>
+              </w:rPr>
+              <w:t>Interest - total</w:t>
+            </w:r>
+          </w:p>
+        </w:tc>
+        <w:tc>
+          <w:tcPr>
+            <w:tcW w:type="dxa" w:w="2016"/>
+          </w:tcPr>
+          <w:p>
+            <w:r/>
+            <w:r>
+              <w:rPr>
+                <w:sz w:val="19"/>
+              </w:rPr>
+              <w:t>$62,074</w:t>
+            </w:r>
+          </w:p>
+        </w:tc>
+        <w:tc>
+          <w:tcPr>
+            <w:tcW w:type="dxa" w:w="2016"/>
+          </w:tcPr>
+          <w:p>
+            <w:r/>
+            <w:r>
+              <w:rPr>
+                <w:sz w:val="19"/>
+              </w:rPr>
+              <w:t>$54,963</w:t>
+            </w:r>
+          </w:p>
+        </w:tc>
+        <w:tc>
+          <w:tcPr>
+            <w:tcW w:type="dxa" w:w="2016"/>
+          </w:tcPr>
+          <w:p>
+            <w:r/>
+            <w:r>
+              <w:rPr>
+                <w:sz w:val="19"/>
+              </w:rPr>
+              <w:t>$47,235</w:t>
             </w:r>
           </w:p>
         </w:tc>
@@ -1442,7 +1558,7 @@
               <w:rPr>
                 <w:sz w:val="19"/>
               </w:rPr>
-              <w:t>SBA debt service</w:t>
+              <w:t>Combined debt service (SBA + bank)</w:t>
             </w:r>
           </w:p>
         </w:tc>
@@ -1456,7 +1572,7 @@
               <w:rPr>
                 <w:sz w:val="19"/>
               </w:rPr>
-              <w:t>$93,637</w:t>
+              <w:t>$169,211</w:t>
             </w:r>
           </w:p>
         </w:tc>
@@ -1470,7 +1586,7 @@
               <w:rPr>
                 <w:sz w:val="19"/>
               </w:rPr>
-              <w:t>$93,637</w:t>
+              <w:t>$169,211</w:t>
             </w:r>
           </w:p>
         </w:tc>
@@ -1484,7 +1600,7 @@
               <w:rPr>
                 <w:sz w:val="19"/>
               </w:rPr>
-              <w:t>$93,637</w:t>
+              <w:t>$169,211</w:t>
             </w:r>
           </w:p>
         </w:tc>
@@ -1500,7 +1616,7 @@
               <w:rPr>
                 <w:sz w:val="19"/>
               </w:rPr>
-              <w:t>DSCR (SBA-only)</w:t>
+              <w:t>DSCR (combined debt)</w:t>
             </w:r>
           </w:p>
         </w:tc>
@@ -1514,7 +1630,7 @@
               <w:rPr>
                 <w:sz w:val="19"/>
               </w:rPr>
-              <w:t>3.23x</w:t>
+              <w:t>1.79x</w:t>
             </w:r>
           </w:p>
         </w:tc>
@@ -1528,7 +1644,7 @@
               <w:rPr>
                 <w:sz w:val="19"/>
               </w:rPr>
-              <w:t>7.26x</w:t>
+              <w:t>4.02x</w:t>
             </w:r>
           </w:p>
         </w:tc>
@@ -1542,7 +1658,7 @@
               <w:rPr>
                 <w:sz w:val="19"/>
               </w:rPr>
-              <w:t>10.76x</w:t>
+              <w:t>5.95x</w:t>
             </w:r>
           </w:p>
         </w:tc>
@@ -1613,7 +1729,7 @@
           <w:i w:val="0"/>
           <w:sz w:val="21"/>
         </w:rPr>
-        <w:t>Global 3-year DSCR: 7.08x (vs. 1.25x floor). With the seller paid at close, the SBA loan is the only debt and coverage is strong from Year 1.</w:t>
+        <w:t>Global 3-year DSCR: 3.92x (vs. 1.25x floor). Combined debt service is the SBA loan ($59,692/yr) plus the 3-year subordinate bank acquisition loan ($109,519/yr); after Year 3 the bank loan is fully amortized and only the SBA loan remains (~$59,692/yr).</w:t>
       </w:r>
     </w:p>
     <w:p>
@@ -1633,7 +1749,7 @@
           <w:i w:val="0"/>
           <w:sz w:val="21"/>
         </w:rPr>
-        <w:t>Contribution margin is $160.52 per patient-day (net rate $181.30 less $20.78 of variable cost per patient-day: supplies/DME/pharmacy plus PRN visit labor plus the 1.5% billing and 0.75% QR fees). Against the Year-1 fixed-cost base (the lean opening roster plus fixed G&amp;A), the operation breaks even at approximately 16 ADC, or about $86,000 per month of net revenue. The validated opening census of ~22 ADC is already above break-even, and Year-1 covers SBA debt service at 3.23x.</w:t>
+        <w:t>Contribution margin is $160.52 per patient-day (net rate $181.30 less $20.78 of variable cost per patient-day: supplies/DME/pharmacy plus PRN visit labor plus the 1.5% billing and 0.75% QR fees). Against the Year-1 fixed-cost base (the lean opening roster plus fixed G&amp;A), the operation breaks even at approximately 16 ADC, or about $86,000 per month of net revenue. The validated opening census of ~22 ADC is already above break-even, and Year-1 covers combined debt service at 1.79x.</w:t>
       </w:r>
     </w:p>
     <w:p>
